--- a/syllabus/Statistical Ecology Syllabus 2025.docx
+++ b/syllabus/Statistical Ecology Syllabus 2025.docx
@@ -2358,7 +2358,7 @@
     <w:sdt>
       <w:sdtPr>
         <w:lock w:val="contentLocked"/>
-        <w:id w:val="1038836889"/>
+        <w:id w:val="1149701644"/>
         <w:tag w:val="goog_rdk_0"/>
       </w:sdtPr>
       <w:sdtContent>
@@ -4276,27 +4276,7 @@
                     <w:szCs w:val="22"/>
                     <w:rtl w:val="0"/>
                   </w:rPr>
-                  <w:t xml:space="preserve">Stochastic simulation,</w:t>
-                </w:r>
-              </w:p>
-              <w:p>
-                <w:pPr>
-                  <w:widowControl w:val="0"/>
-                  <w:ind w:left="0" w:firstLine="0"/>
-                  <w:rPr>
-                    <w:rFonts w:ascii="Arial" w:cs="Arial" w:eastAsia="Arial" w:hAnsi="Arial"/>
-                    <w:sz w:val="22"/>
-                    <w:szCs w:val="22"/>
-                  </w:rPr>
-                </w:pPr>
-                <w:r>
-                  <w:rPr>
-                    <w:rFonts w:ascii="Arial" w:cs="Arial" w:eastAsia="Arial" w:hAnsi="Arial"/>
-                    <w:sz w:val="22"/>
-                    <w:szCs w:val="22"/>
-                    <w:rtl w:val="0"/>
-                  </w:rPr>
-                  <w:t xml:space="preserve">Midterm explained</w:t>
+                  <w:t xml:space="preserve">Stochastic simulation</w:t>
                 </w:r>
               </w:p>
             </w:tc>
@@ -4578,7 +4558,26 @@
                     <w:szCs w:val="22"/>
                     <w:rtl w:val="0"/>
                   </w:rPr>
-                  <w:t xml:space="preserve">Likelihood: Parameter estimation</w:t>
+                  <w:t xml:space="preserve">Likelihood: Parameter estimation,</w:t>
+                </w:r>
+              </w:p>
+              <w:p>
+                <w:pPr>
+                  <w:widowControl w:val="0"/>
+                  <w:rPr>
+                    <w:rFonts w:ascii="Arial" w:cs="Arial" w:eastAsia="Arial" w:hAnsi="Arial"/>
+                    <w:sz w:val="22"/>
+                    <w:szCs w:val="22"/>
+                  </w:rPr>
+                </w:pPr>
+                <w:r>
+                  <w:rPr>
+                    <w:rFonts w:ascii="Arial" w:cs="Arial" w:eastAsia="Arial" w:hAnsi="Arial"/>
+                    <w:sz w:val="22"/>
+                    <w:szCs w:val="22"/>
+                    <w:rtl w:val="0"/>
+                  </w:rPr>
+                  <w:t xml:space="preserve">Midterm explained</w:t>
                 </w:r>
               </w:p>
             </w:tc>
@@ -4840,24 +4839,44 @@
                     <w:szCs w:val="22"/>
                     <w:rtl w:val="0"/>
                   </w:rPr>
-                  <w:t xml:space="preserve">Confidence intervals</w:t>
-                </w:r>
-              </w:p>
-            </w:tc>
-            <w:tc>
-              <w:tcPr>
-                <w:shd w:fill="auto" w:val="clear"/>
-                <w:tcMar>
-                  <w:top w:w="100.0" w:type="dxa"/>
-                  <w:left w:w="100.0" w:type="dxa"/>
-                  <w:bottom w:w="100.0" w:type="dxa"/>
-                  <w:right w:w="100.0" w:type="dxa"/>
-                </w:tcMar>
-                <w:vAlign w:val="top"/>
-              </w:tcPr>
+                  <w:t xml:space="preserve">Confidence intervals,</w:t>
+                </w:r>
+              </w:p>
               <w:p>
                 <w:pPr>
                   <w:widowControl w:val="0"/>
+                  <w:ind w:left="0" w:firstLine="0"/>
+                  <w:rPr>
+                    <w:rFonts w:ascii="Arial" w:cs="Arial" w:eastAsia="Arial" w:hAnsi="Arial"/>
+                    <w:sz w:val="22"/>
+                    <w:szCs w:val="22"/>
+                  </w:rPr>
+                </w:pPr>
+                <w:r>
+                  <w:rPr>
+                    <w:rFonts w:ascii="Arial" w:cs="Arial" w:eastAsia="Arial" w:hAnsi="Arial"/>
+                    <w:sz w:val="22"/>
+                    <w:szCs w:val="22"/>
+                    <w:rtl w:val="0"/>
+                  </w:rPr>
+                  <w:t xml:space="preserve">Mid-semester check-in</w:t>
+                </w:r>
+              </w:p>
+            </w:tc>
+            <w:tc>
+              <w:tcPr>
+                <w:shd w:fill="auto" w:val="clear"/>
+                <w:tcMar>
+                  <w:top w:w="100.0" w:type="dxa"/>
+                  <w:left w:w="100.0" w:type="dxa"/>
+                  <w:bottom w:w="100.0" w:type="dxa"/>
+                  <w:right w:w="100.0" w:type="dxa"/>
+                </w:tcMar>
+                <w:vAlign w:val="top"/>
+              </w:tcPr>
+              <w:p>
+                <w:pPr>
+                  <w:widowControl w:val="0"/>
                   <w:rPr>
                     <w:rFonts w:ascii="Arial" w:cs="Arial" w:eastAsia="Arial" w:hAnsi="Arial"/>
                     <w:sz w:val="22"/>
@@ -4898,13 +4917,15 @@
                   <w:widowControl w:val="0"/>
                   <w:rPr>
                     <w:rFonts w:ascii="Arial" w:cs="Arial" w:eastAsia="Arial" w:hAnsi="Arial"/>
-                    <w:sz w:val="22"/>
-                    <w:szCs w:val="22"/>
-                  </w:rPr>
-                </w:pPr>
-                <w:r>
-                  <w:rPr>
-                    <w:rFonts w:ascii="Arial" w:cs="Arial" w:eastAsia="Arial" w:hAnsi="Arial"/>
+                    <w:b w:val="1"/>
+                    <w:sz w:val="22"/>
+                    <w:szCs w:val="22"/>
+                  </w:rPr>
+                </w:pPr>
+                <w:r>
+                  <w:rPr>
+                    <w:rFonts w:ascii="Arial" w:cs="Arial" w:eastAsia="Arial" w:hAnsi="Arial"/>
+                    <w:b w:val="1"/>
                     <w:sz w:val="22"/>
                     <w:szCs w:val="22"/>
                     <w:rtl w:val="0"/>

--- a/syllabus/Statistical Ecology Syllabus 2025.docx
+++ b/syllabus/Statistical Ecology Syllabus 2025.docx
@@ -8,6 +8,7 @@
         <w:rPr>
           <w:rFonts w:ascii="Calibri" w:cs="Calibri" w:eastAsia="Calibri" w:hAnsi="Calibri"/>
           <w:b w:val="1"/>
+          <w:bCs w:val="1"/>
           <w:sz w:val="24"/>
           <w:szCs w:val="24"/>
         </w:rPr>
@@ -79,6 +80,7 @@
         <w:rPr>
           <w:rFonts w:ascii="Calibri" w:cs="Calibri" w:eastAsia="Calibri" w:hAnsi="Calibri"/>
           <w:b w:val="1"/>
+          <w:bCs w:val="1"/>
           <w:sz w:val="24"/>
           <w:szCs w:val="24"/>
         </w:rPr>
@@ -155,6 +157,7 @@
         <w:rPr>
           <w:rFonts w:ascii="Calibri" w:cs="Calibri" w:eastAsia="Calibri" w:hAnsi="Calibri"/>
           <w:b w:val="1"/>
+          <w:bCs w:val="1"/>
           <w:sz w:val="24"/>
           <w:szCs w:val="24"/>
         </w:rPr>
@@ -163,6 +166,7 @@
         <w:rPr>
           <w:rFonts w:ascii="Calibri" w:cs="Calibri" w:eastAsia="Calibri" w:hAnsi="Calibri"/>
           <w:b w:val="1"/>
+          <w:bCs w:val="1"/>
           <w:sz w:val="24"/>
           <w:szCs w:val="24"/>
           <w:rtl w:val="0"/>
@@ -177,6 +181,7 @@
         <w:rPr>
           <w:rFonts w:ascii="Calibri" w:cs="Calibri" w:eastAsia="Calibri" w:hAnsi="Calibri"/>
           <w:b w:val="1"/>
+          <w:bCs w:val="1"/>
           <w:sz w:val="24"/>
           <w:szCs w:val="24"/>
         </w:rPr>
@@ -185,6 +190,7 @@
         <w:rPr>
           <w:rFonts w:ascii="Calibri" w:cs="Calibri" w:eastAsia="Calibri" w:hAnsi="Calibri"/>
           <w:b w:val="1"/>
+          <w:bCs w:val="1"/>
           <w:sz w:val="24"/>
           <w:szCs w:val="24"/>
           <w:rtl w:val="0"/>
@@ -218,6 +224,7 @@
         <w:rPr>
           <w:rFonts w:ascii="Calibri" w:cs="Calibri" w:eastAsia="Calibri" w:hAnsi="Calibri"/>
           <w:b w:val="1"/>
+          <w:bCs w:val="1"/>
           <w:sz w:val="28"/>
           <w:szCs w:val="28"/>
         </w:rPr>
@@ -226,6 +233,7 @@
         <w:rPr>
           <w:rFonts w:ascii="Calibri" w:cs="Calibri" w:eastAsia="Calibri" w:hAnsi="Calibri"/>
           <w:b w:val="1"/>
+          <w:bCs w:val="1"/>
           <w:sz w:val="8"/>
           <w:szCs w:val="8"/>
           <w:rtl w:val="0"/>
@@ -236,6 +244,7 @@
         <w:rPr>
           <w:rFonts w:ascii="Calibri" w:cs="Calibri" w:eastAsia="Calibri" w:hAnsi="Calibri"/>
           <w:b w:val="1"/>
+          <w:bCs w:val="1"/>
           <w:sz w:val="28"/>
           <w:szCs w:val="28"/>
           <w:rtl w:val="0"/>
@@ -490,6 +499,7 @@
         <w:rPr>
           <w:rFonts w:ascii="Calibri" w:cs="Calibri" w:eastAsia="Calibri" w:hAnsi="Calibri"/>
           <w:b w:val="0"/>
+          <w:bCs w:val="0"/>
           <w:sz w:val="22"/>
           <w:szCs w:val="22"/>
         </w:rPr>
@@ -498,6 +508,7 @@
         <w:rPr>
           <w:rFonts w:ascii="Calibri" w:cs="Calibri" w:eastAsia="Calibri" w:hAnsi="Calibri"/>
           <w:b w:val="0"/>
+          <w:bCs w:val="0"/>
           <w:sz w:val="22"/>
           <w:szCs w:val="22"/>
           <w:rtl w:val="0"/>
@@ -1119,7 +1130,7 @@
           <w:rtl w:val="0"/>
         </w:rPr>
         <w:tab/>
-        <w:t xml:space="preserve">Textbook:</w:t>
+        <w:t xml:space="preserve">Textbooks:</w:t>
       </w:r>
     </w:p>
     <w:p>
@@ -1150,47 +1161,6 @@
     </w:p>
     <w:p>
       <w:pPr>
-        <w:tabs>
-          <w:tab w:val="left" w:leader="none" w:pos="540"/>
-        </w:tabs>
-        <w:ind w:left="720" w:firstLine="0"/>
-        <w:rPr>
-          <w:rFonts w:ascii="Calibri" w:cs="Calibri" w:eastAsia="Calibri" w:hAnsi="Calibri"/>
-          <w:sz w:val="22"/>
-          <w:szCs w:val="22"/>
-        </w:rPr>
-      </w:pPr>
-      <w:r>
-        <w:rPr>
-          <w:rtl w:val="0"/>
-        </w:rPr>
-      </w:r>
-    </w:p>
-    <w:p>
-      <w:pPr>
-        <w:tabs>
-          <w:tab w:val="left" w:leader="none" w:pos="540"/>
-        </w:tabs>
-        <w:ind w:left="0" w:firstLine="0"/>
-        <w:rPr>
-          <w:rFonts w:ascii="Calibri" w:cs="Calibri" w:eastAsia="Calibri" w:hAnsi="Calibri"/>
-          <w:sz w:val="22"/>
-          <w:szCs w:val="22"/>
-        </w:rPr>
-      </w:pPr>
-      <w:r>
-        <w:rPr>
-          <w:rFonts w:ascii="Calibri" w:cs="Calibri" w:eastAsia="Calibri" w:hAnsi="Calibri"/>
-          <w:sz w:val="22"/>
-          <w:szCs w:val="22"/>
-          <w:rtl w:val="0"/>
-        </w:rPr>
-        <w:tab/>
-        <w:t xml:space="preserve">Software:</w:t>
-      </w:r>
-    </w:p>
-    <w:p>
-      <w:pPr>
         <w:numPr>
           <w:ilvl w:val="0"/>
           <w:numId w:val="3"/>
@@ -1213,9 +1183,238 @@
           <w:szCs w:val="22"/>
           <w:rtl w:val="0"/>
         </w:rPr>
+        <w:t xml:space="preserve">R for Data Science (</w:t>
+      </w:r>
+      <w:hyperlink r:id="rId11">
+        <w:r>
+          <w:rPr>
+            <w:rFonts w:ascii="Calibri" w:cs="Calibri" w:eastAsia="Calibri" w:hAnsi="Calibri"/>
+            <w:color w:val="1155cc"/>
+            <w:sz w:val="22"/>
+            <w:szCs w:val="22"/>
+            <w:u w:val="single"/>
+            <w:rtl w:val="0"/>
+          </w:rPr>
+          <w:t xml:space="preserve">https://r4ds.hadley.nz/</w:t>
+        </w:r>
+      </w:hyperlink>
+      <w:r>
+        <w:rPr>
+          <w:rFonts w:ascii="Calibri" w:cs="Calibri" w:eastAsia="Calibri" w:hAnsi="Calibri"/>
+          <w:sz w:val="22"/>
+          <w:szCs w:val="22"/>
+          <w:rtl w:val="0"/>
+        </w:rPr>
+        <w:t xml:space="preserve"> )</w:t>
+      </w:r>
+    </w:p>
+    <w:p>
+      <w:pPr>
+        <w:tabs>
+          <w:tab w:val="left" w:leader="none" w:pos="540"/>
+        </w:tabs>
+        <w:ind w:left="720" w:firstLine="0"/>
+        <w:rPr>
+          <w:rFonts w:ascii="Calibri" w:cs="Calibri" w:eastAsia="Calibri" w:hAnsi="Calibri"/>
+          <w:sz w:val="22"/>
+          <w:szCs w:val="22"/>
+        </w:rPr>
+      </w:pPr>
+      <w:r>
+        <w:rPr>
+          <w:rtl w:val="0"/>
+        </w:rPr>
+      </w:r>
+    </w:p>
+    <w:p>
+      <w:pPr>
+        <w:tabs>
+          <w:tab w:val="left" w:leader="none" w:pos="540"/>
+        </w:tabs>
+        <w:ind w:left="0" w:firstLine="0"/>
+        <w:rPr>
+          <w:rFonts w:ascii="Calibri" w:cs="Calibri" w:eastAsia="Calibri" w:hAnsi="Calibri"/>
+          <w:sz w:val="22"/>
+          <w:szCs w:val="22"/>
+        </w:rPr>
+      </w:pPr>
+      <w:r>
+        <w:rPr>
+          <w:rFonts w:ascii="Calibri" w:cs="Calibri" w:eastAsia="Calibri" w:hAnsi="Calibri"/>
+          <w:sz w:val="22"/>
+          <w:szCs w:val="22"/>
+          <w:rtl w:val="0"/>
+        </w:rPr>
+        <w:tab/>
+        <w:t xml:space="preserve">Papers:</w:t>
+      </w:r>
+    </w:p>
+    <w:p>
+      <w:pPr>
+        <w:numPr>
+          <w:ilvl w:val="0"/>
+          <w:numId w:val="3"/>
+        </w:numPr>
+        <w:tabs>
+          <w:tab w:val="left" w:leader="none" w:pos="540"/>
+        </w:tabs>
+        <w:ind w:left="1260" w:hanging="360"/>
+        <w:rPr>
+          <w:rFonts w:ascii="Calibri" w:cs="Calibri" w:eastAsia="Calibri" w:hAnsi="Calibri"/>
+          <w:sz w:val="22"/>
+          <w:szCs w:val="22"/>
+          <w:u w:val="none"/>
+        </w:rPr>
+      </w:pPr>
+      <w:r>
+        <w:rPr>
+          <w:rFonts w:ascii="Calibri" w:cs="Calibri" w:eastAsia="Calibri" w:hAnsi="Calibri"/>
+          <w:sz w:val="22"/>
+          <w:szCs w:val="22"/>
+          <w:rtl w:val="0"/>
+        </w:rPr>
+        <w:t xml:space="preserve">Merow, C., Serra-Diaz, J.M., Enquist, B.J. et al. AI chatbots can boost scientific coding. Nat Ecol Evol 7, 960–962 (2023). </w:t>
+      </w:r>
+      <w:hyperlink r:id="rId12">
+        <w:r>
+          <w:rPr>
+            <w:rFonts w:ascii="Calibri" w:cs="Calibri" w:eastAsia="Calibri" w:hAnsi="Calibri"/>
+            <w:color w:val="1155cc"/>
+            <w:sz w:val="22"/>
+            <w:szCs w:val="22"/>
+            <w:u w:val="single"/>
+            <w:rtl w:val="0"/>
+          </w:rPr>
+          <w:t xml:space="preserve">https://doi.org/10.1038/s41559-023-02063-3</w:t>
+        </w:r>
+      </w:hyperlink>
+      <w:r>
+        <w:rPr>
+          <w:rFonts w:ascii="Calibri" w:cs="Calibri" w:eastAsia="Calibri" w:hAnsi="Calibri"/>
+          <w:sz w:val="22"/>
+          <w:szCs w:val="22"/>
+          <w:rtl w:val="0"/>
+        </w:rPr>
+        <w:t xml:space="preserve"> </w:t>
+      </w:r>
+    </w:p>
+    <w:p>
+      <w:pPr>
+        <w:numPr>
+          <w:ilvl w:val="0"/>
+          <w:numId w:val="3"/>
+        </w:numPr>
+        <w:tabs>
+          <w:tab w:val="left" w:leader="none" w:pos="540"/>
+        </w:tabs>
+        <w:ind w:left="1260" w:hanging="360"/>
+        <w:rPr>
+          <w:rFonts w:ascii="Calibri" w:cs="Calibri" w:eastAsia="Calibri" w:hAnsi="Calibri"/>
+          <w:sz w:val="22"/>
+          <w:szCs w:val="22"/>
+          <w:u w:val="none"/>
+        </w:rPr>
+      </w:pPr>
+      <w:r>
+        <w:rPr>
+          <w:rFonts w:ascii="Calibri" w:cs="Calibri" w:eastAsia="Calibri" w:hAnsi="Calibri"/>
+          <w:sz w:val="22"/>
+          <w:szCs w:val="22"/>
+          <w:rtl w:val="0"/>
+        </w:rPr>
+        <w:t xml:space="preserve">Maitner, B., Santos Andrade, P. E., Lei, L., Kass, J., Owens, H. L., Barbosa, G. C. G., Boyle, B., Castorena, M., Enquist, B. J., Feng, X., Park, D. S., Paz, A., Pinilla-Buitrago, G., Merow, C., &amp; Wilson, A. (2024). Code sharing in ecology and evolution increases citation rates but remains uncommon. Ecology and Evolution, 14, e70030. </w:t>
+      </w:r>
+      <w:hyperlink r:id="rId13">
+        <w:r>
+          <w:rPr>
+            <w:rFonts w:ascii="Calibri" w:cs="Calibri" w:eastAsia="Calibri" w:hAnsi="Calibri"/>
+            <w:color w:val="1155cc"/>
+            <w:sz w:val="22"/>
+            <w:szCs w:val="22"/>
+            <w:u w:val="single"/>
+            <w:rtl w:val="0"/>
+          </w:rPr>
+          <w:t xml:space="preserve">https://doi.org/10.1002/ece3.70030</w:t>
+        </w:r>
+      </w:hyperlink>
+      <w:r>
+        <w:rPr>
+          <w:rFonts w:ascii="Calibri" w:cs="Calibri" w:eastAsia="Calibri" w:hAnsi="Calibri"/>
+          <w:sz w:val="22"/>
+          <w:szCs w:val="22"/>
+          <w:rtl w:val="0"/>
+        </w:rPr>
+        <w:t xml:space="preserve"> </w:t>
+      </w:r>
+    </w:p>
+    <w:p>
+      <w:pPr>
+        <w:tabs>
+          <w:tab w:val="left" w:leader="none" w:pos="540"/>
+        </w:tabs>
+        <w:ind w:left="720" w:firstLine="0"/>
+        <w:rPr>
+          <w:rFonts w:ascii="Calibri" w:cs="Calibri" w:eastAsia="Calibri" w:hAnsi="Calibri"/>
+          <w:sz w:val="22"/>
+          <w:szCs w:val="22"/>
+        </w:rPr>
+      </w:pPr>
+      <w:r>
+        <w:rPr>
+          <w:rtl w:val="0"/>
+        </w:rPr>
+      </w:r>
+    </w:p>
+    <w:p>
+      <w:pPr>
+        <w:tabs>
+          <w:tab w:val="left" w:leader="none" w:pos="540"/>
+        </w:tabs>
+        <w:ind w:left="0" w:firstLine="0"/>
+        <w:rPr>
+          <w:rFonts w:ascii="Calibri" w:cs="Calibri" w:eastAsia="Calibri" w:hAnsi="Calibri"/>
+          <w:sz w:val="22"/>
+          <w:szCs w:val="22"/>
+        </w:rPr>
+      </w:pPr>
+      <w:r>
+        <w:rPr>
+          <w:rFonts w:ascii="Calibri" w:cs="Calibri" w:eastAsia="Calibri" w:hAnsi="Calibri"/>
+          <w:sz w:val="22"/>
+          <w:szCs w:val="22"/>
+          <w:rtl w:val="0"/>
+        </w:rPr>
+        <w:tab/>
+        <w:t xml:space="preserve">Software:</w:t>
+      </w:r>
+    </w:p>
+    <w:p>
+      <w:pPr>
+        <w:numPr>
+          <w:ilvl w:val="0"/>
+          <w:numId w:val="3"/>
+        </w:numPr>
+        <w:tabs>
+          <w:tab w:val="left" w:leader="none" w:pos="540"/>
+        </w:tabs>
+        <w:ind w:left="1260" w:hanging="360"/>
+        <w:rPr>
+          <w:rFonts w:ascii="Calibri" w:cs="Calibri" w:eastAsia="Calibri" w:hAnsi="Calibri"/>
+          <w:sz w:val="22"/>
+          <w:szCs w:val="22"/>
+          <w:u w:val="none"/>
+        </w:rPr>
+      </w:pPr>
+      <w:r>
+        <w:rPr>
+          <w:rFonts w:ascii="Calibri" w:cs="Calibri" w:eastAsia="Calibri" w:hAnsi="Calibri"/>
+          <w:sz w:val="22"/>
+          <w:szCs w:val="22"/>
+          <w:rtl w:val="0"/>
+        </w:rPr>
         <w:t xml:space="preserve">R (available for free at </w:t>
       </w:r>
-      <w:hyperlink r:id="rId11">
+      <w:hyperlink r:id="rId14">
         <w:r>
           <w:rPr>
             <w:rFonts w:ascii="Calibri" w:cs="Calibri" w:eastAsia="Calibri" w:hAnsi="Calibri"/>
@@ -1264,7 +1463,7 @@
         </w:rPr>
         <w:t xml:space="preserve">RStudio (available for free at </w:t>
       </w:r>
-      <w:hyperlink r:id="rId12">
+      <w:hyperlink r:id="rId15">
         <w:r>
           <w:rPr>
             <w:rFonts w:ascii="Calibri" w:cs="Calibri" w:eastAsia="Calibri" w:hAnsi="Calibri"/>
@@ -1313,7 +1512,7 @@
         </w:rPr>
         <w:t xml:space="preserve">Git (optional for undergrads.  Available for free at </w:t>
       </w:r>
-      <w:hyperlink r:id="rId13">
+      <w:hyperlink r:id="rId16">
         <w:r>
           <w:rPr>
             <w:rFonts w:ascii="Calibri" w:cs="Calibri" w:eastAsia="Calibri" w:hAnsi="Calibri"/>
@@ -1362,7 +1561,7 @@
         </w:rPr>
         <w:t xml:space="preserve">Github account (optional for undergrads. Sign up for free at: </w:t>
       </w:r>
-      <w:hyperlink r:id="rId14">
+      <w:hyperlink r:id="rId17">
         <w:r>
           <w:rPr>
             <w:rFonts w:ascii="Calibri" w:cs="Calibri" w:eastAsia="Calibri" w:hAnsi="Calibri"/>
@@ -1688,6 +1887,7 @@
         <w:rPr>
           <w:rFonts w:ascii="Calibri" w:cs="Calibri" w:eastAsia="Calibri" w:hAnsi="Calibri"/>
           <w:b w:val="1"/>
+          <w:bCs w:val="1"/>
           <w:sz w:val="22"/>
           <w:szCs w:val="22"/>
         </w:rPr>
@@ -1696,6 +1896,7 @@
         <w:rPr>
           <w:rFonts w:ascii="Calibri" w:cs="Calibri" w:eastAsia="Calibri" w:hAnsi="Calibri"/>
           <w:b w:val="1"/>
+          <w:bCs w:val="1"/>
           <w:sz w:val="22"/>
           <w:szCs w:val="22"/>
           <w:rtl w:val="0"/>
@@ -2022,6 +2223,7 @@
         <w:rPr>
           <w:rFonts w:ascii="Calibri" w:cs="Calibri" w:eastAsia="Calibri" w:hAnsi="Calibri"/>
           <w:b w:val="1"/>
+          <w:bCs w:val="1"/>
           <w:sz w:val="22"/>
           <w:szCs w:val="22"/>
         </w:rPr>
@@ -2030,6 +2232,7 @@
         <w:rPr>
           <w:rFonts w:ascii="Calibri" w:cs="Calibri" w:eastAsia="Calibri" w:hAnsi="Calibri"/>
           <w:b w:val="1"/>
+          <w:bCs w:val="1"/>
           <w:sz w:val="22"/>
           <w:szCs w:val="22"/>
           <w:rtl w:val="0"/>
@@ -2088,6 +2291,7 @@
         <w:rPr>
           <w:rFonts w:ascii="Calibri" w:cs="Calibri" w:eastAsia="Calibri" w:hAnsi="Calibri"/>
           <w:b w:val="1"/>
+          <w:bCs w:val="1"/>
           <w:sz w:val="22"/>
           <w:szCs w:val="22"/>
         </w:rPr>
@@ -2105,6 +2309,7 @@
         <w:rPr>
           <w:rFonts w:ascii="Calibri" w:cs="Calibri" w:eastAsia="Calibri" w:hAnsi="Calibri"/>
           <w:b w:val="1"/>
+          <w:bCs w:val="1"/>
           <w:sz w:val="22"/>
           <w:szCs w:val="22"/>
           <w:rtl w:val="0"/>
@@ -2162,6 +2367,7 @@
         <w:rPr>
           <w:rFonts w:ascii="Calibri" w:cs="Calibri" w:eastAsia="Calibri" w:hAnsi="Calibri"/>
           <w:b w:val="1"/>
+          <w:bCs w:val="1"/>
           <w:sz w:val="22"/>
           <w:szCs w:val="22"/>
         </w:rPr>
@@ -2179,6 +2385,7 @@
         <w:rPr>
           <w:rFonts w:ascii="Calibri" w:cs="Calibri" w:eastAsia="Calibri" w:hAnsi="Calibri"/>
           <w:b w:val="1"/>
+          <w:bCs w:val="1"/>
           <w:sz w:val="22"/>
           <w:szCs w:val="22"/>
           <w:rtl w:val="0"/>
@@ -2345,6 +2552,7 @@
         <w:rPr>
           <w:rFonts w:ascii="Arial" w:cs="Arial" w:eastAsia="Arial" w:hAnsi="Arial"/>
           <w:b w:val="1"/>
+          <w:bCs w:val="1"/>
           <w:sz w:val="22"/>
           <w:szCs w:val="22"/>
         </w:rPr>
@@ -2358,7 +2566,7 @@
     <w:sdt>
       <w:sdtPr>
         <w:lock w:val="contentLocked"/>
-        <w:id w:val="1149701644"/>
+        <w:id w:val="-1187887111"/>
         <w:tag w:val="goog_rdk_0"/>
       </w:sdtPr>
       <w:sdtContent>
@@ -2414,6 +2622,7 @@
                   <w:rPr>
                     <w:rFonts w:ascii="Arial" w:cs="Arial" w:eastAsia="Arial" w:hAnsi="Arial"/>
                     <w:b w:val="1"/>
+                    <w:bCs w:val="1"/>
                     <w:sz w:val="22"/>
                     <w:szCs w:val="22"/>
                   </w:rPr>
@@ -2422,6 +2631,7 @@
                   <w:rPr>
                     <w:rFonts w:ascii="Arial" w:cs="Arial" w:eastAsia="Arial" w:hAnsi="Arial"/>
                     <w:b w:val="1"/>
+                    <w:bCs w:val="1"/>
                     <w:sz w:val="22"/>
                     <w:szCs w:val="22"/>
                     <w:rtl w:val="0"/>
@@ -2447,6 +2657,7 @@
                   <w:rPr>
                     <w:rFonts w:ascii="Arial" w:cs="Arial" w:eastAsia="Arial" w:hAnsi="Arial"/>
                     <w:b w:val="1"/>
+                    <w:bCs w:val="1"/>
                     <w:sz w:val="22"/>
                     <w:szCs w:val="22"/>
                   </w:rPr>
@@ -2455,6 +2666,7 @@
                   <w:rPr>
                     <w:rFonts w:ascii="Arial" w:cs="Arial" w:eastAsia="Arial" w:hAnsi="Arial"/>
                     <w:b w:val="1"/>
+                    <w:bCs w:val="1"/>
                     <w:sz w:val="22"/>
                     <w:szCs w:val="22"/>
                     <w:rtl w:val="0"/>
@@ -2480,6 +2692,7 @@
                   <w:rPr>
                     <w:rFonts w:ascii="Arial" w:cs="Arial" w:eastAsia="Arial" w:hAnsi="Arial"/>
                     <w:b w:val="1"/>
+                    <w:bCs w:val="1"/>
                     <w:sz w:val="22"/>
                     <w:szCs w:val="22"/>
                   </w:rPr>
@@ -2488,6 +2701,7 @@
                   <w:rPr>
                     <w:rFonts w:ascii="Arial" w:cs="Arial" w:eastAsia="Arial" w:hAnsi="Arial"/>
                     <w:b w:val="1"/>
+                    <w:bCs w:val="1"/>
                     <w:sz w:val="22"/>
                     <w:szCs w:val="22"/>
                     <w:rtl w:val="0"/>
@@ -2513,6 +2727,7 @@
                   <w:rPr>
                     <w:rFonts w:ascii="Arial" w:cs="Arial" w:eastAsia="Arial" w:hAnsi="Arial"/>
                     <w:b w:val="1"/>
+                    <w:bCs w:val="1"/>
                     <w:sz w:val="22"/>
                     <w:szCs w:val="22"/>
                   </w:rPr>
@@ -2521,6 +2736,7 @@
                   <w:rPr>
                     <w:rFonts w:ascii="Arial" w:cs="Arial" w:eastAsia="Arial" w:hAnsi="Arial"/>
                     <w:b w:val="1"/>
+                    <w:bCs w:val="1"/>
                     <w:sz w:val="22"/>
                     <w:szCs w:val="22"/>
                     <w:rtl w:val="0"/>
@@ -2686,6 +2902,7 @@
                   <w:rPr>
                     <w:rFonts w:ascii="Arial" w:cs="Arial" w:eastAsia="Arial" w:hAnsi="Arial"/>
                     <w:b w:val="1"/>
+                    <w:bCs w:val="1"/>
                     <w:sz w:val="22"/>
                     <w:szCs w:val="22"/>
                   </w:rPr>
@@ -3477,6 +3694,7 @@
                   <w:rPr>
                     <w:rFonts w:ascii="Arial" w:cs="Arial" w:eastAsia="Arial" w:hAnsi="Arial"/>
                     <w:b w:val="1"/>
+                    <w:bCs w:val="1"/>
                     <w:sz w:val="22"/>
                     <w:szCs w:val="22"/>
                   </w:rPr>
@@ -3840,6 +4058,7 @@
                   <w:rPr>
                     <w:rFonts w:ascii="Arial" w:cs="Arial" w:eastAsia="Arial" w:hAnsi="Arial"/>
                     <w:b w:val="1"/>
+                    <w:bCs w:val="1"/>
                     <w:sz w:val="22"/>
                     <w:szCs w:val="22"/>
                   </w:rPr>
@@ -3848,6 +4067,7 @@
                   <w:rPr>
                     <w:rFonts w:ascii="Arial" w:cs="Arial" w:eastAsia="Arial" w:hAnsi="Arial"/>
                     <w:b w:val="1"/>
+                    <w:bCs w:val="1"/>
                     <w:sz w:val="22"/>
                     <w:szCs w:val="22"/>
                     <w:rtl w:val="0"/>
@@ -4447,6 +4667,7 @@
                   <w:rPr>
                     <w:rFonts w:ascii="Arial" w:cs="Arial" w:eastAsia="Arial" w:hAnsi="Arial"/>
                     <w:b w:val="1"/>
+                    <w:bCs w:val="1"/>
                     <w:sz w:val="22"/>
                     <w:szCs w:val="22"/>
                   </w:rPr>
@@ -4455,6 +4676,7 @@
                   <w:rPr>
                     <w:rFonts w:ascii="Arial" w:cs="Arial" w:eastAsia="Arial" w:hAnsi="Arial"/>
                     <w:b w:val="1"/>
+                    <w:bCs w:val="1"/>
                     <w:sz w:val="22"/>
                     <w:szCs w:val="22"/>
                     <w:rtl w:val="0"/>
@@ -4918,6 +5140,7 @@
                   <w:rPr>
                     <w:rFonts w:ascii="Arial" w:cs="Arial" w:eastAsia="Arial" w:hAnsi="Arial"/>
                     <w:b w:val="1"/>
+                    <w:bCs w:val="1"/>
                     <w:sz w:val="22"/>
                     <w:szCs w:val="22"/>
                   </w:rPr>
@@ -4926,6 +5149,7 @@
                   <w:rPr>
                     <w:rFonts w:ascii="Arial" w:cs="Arial" w:eastAsia="Arial" w:hAnsi="Arial"/>
                     <w:b w:val="1"/>
+                    <w:bCs w:val="1"/>
                     <w:sz w:val="22"/>
                     <w:szCs w:val="22"/>
                     <w:rtl w:val="0"/>
@@ -5472,39 +5696,25 @@
                   <w:widowControl w:val="0"/>
                   <w:rPr>
                     <w:rFonts w:ascii="Arial" w:cs="Arial" w:eastAsia="Arial" w:hAnsi="Arial"/>
-                    <w:sz w:val="22"/>
-                    <w:szCs w:val="22"/>
-                  </w:rPr>
-                </w:pPr>
-                <w:r>
-                  <w:rPr>
-                    <w:rFonts w:ascii="Arial" w:cs="Arial" w:eastAsia="Arial" w:hAnsi="Arial"/>
-                    <w:sz w:val="22"/>
-                    <w:szCs w:val="22"/>
-                    <w:rtl w:val="0"/>
-                  </w:rPr>
-                  <w:t xml:space="preserve">7.5,</w:t>
-                </w:r>
-              </w:p>
-              <w:p>
-                <w:pPr>
-                  <w:widowControl w:val="0"/>
-                  <w:rPr>
-                    <w:rFonts w:ascii="Arial" w:cs="Arial" w:eastAsia="Arial" w:hAnsi="Arial"/>
                     <w:b w:val="1"/>
-                    <w:sz w:val="22"/>
-                    <w:szCs w:val="22"/>
-                  </w:rPr>
-                </w:pPr>
-                <w:r>
-                  <w:rPr>
-                    <w:rFonts w:ascii="Arial" w:cs="Arial" w:eastAsia="Arial" w:hAnsi="Arial"/>
-                    <w:b w:val="1"/>
-                    <w:sz w:val="22"/>
-                    <w:szCs w:val="22"/>
-                    <w:rtl w:val="0"/>
-                  </w:rPr>
-                  <w:t xml:space="preserve">Assignment 3 Due</w:t>
+                    <w:bCs w:val="1"/>
+                    <w:sz w:val="22"/>
+                    <w:szCs w:val="22"/>
+                  </w:rPr>
+                </w:pPr>
+                <w:r>
+                  <w:rPr>
+                    <w:rFonts w:ascii="Arial" w:cs="Arial" w:eastAsia="Arial" w:hAnsi="Arial"/>
+                    <w:sz w:val="22"/>
+                    <w:szCs w:val="22"/>
+                    <w:rtl w:val="0"/>
+                  </w:rPr>
+                  <w:t xml:space="preserve">7.5</w:t>
+                </w:r>
+                <w:r>
+                  <w:rPr>
+                    <w:rtl w:val="0"/>
+                  </w:rPr>
                 </w:r>
               </w:p>
             </w:tc>
@@ -5653,7 +5863,33 @@
                     <w:szCs w:val="22"/>
                     <w:rtl w:val="0"/>
                   </w:rPr>
-                  <w:t xml:space="preserve">Skim chapter 8</w:t>
+                  <w:t xml:space="preserve">Skim chapter 8,</w:t>
+                </w:r>
+              </w:p>
+              <w:p>
+                <w:pPr>
+                  <w:widowControl w:val="0"/>
+                  <w:rPr>
+                    <w:rFonts w:ascii="Arial" w:cs="Arial" w:eastAsia="Arial" w:hAnsi="Arial"/>
+                    <w:sz w:val="22"/>
+                    <w:szCs w:val="22"/>
+                  </w:rPr>
+                </w:pPr>
+                <w:r>
+                  <w:rPr>
+                    <w:rFonts w:ascii="Arial" w:cs="Arial" w:eastAsia="Arial" w:hAnsi="Arial"/>
+                    <w:b w:val="1"/>
+                    <w:bCs w:val="1"/>
+                    <w:sz w:val="22"/>
+                    <w:szCs w:val="22"/>
+                    <w:rtl w:val="0"/>
+                  </w:rPr>
+                  <w:t xml:space="preserve">Assignment 3 Due</w:t>
+                </w:r>
+                <w:r>
+                  <w:rPr>
+                    <w:rtl w:val="0"/>
+                  </w:rPr>
                 </w:r>
               </w:p>
             </w:tc>
@@ -5790,7 +6026,7 @@
                     <w:szCs w:val="22"/>
                     <w:rtl w:val="0"/>
                   </w:rPr>
-                  <w:t xml:space="preserve">9.1- 9.2</w:t>
+                  <w:t xml:space="preserve">9.1 - 9.2</w:t>
                 </w:r>
               </w:p>
             </w:tc>
@@ -5939,7 +6175,7 @@
                     <w:szCs w:val="22"/>
                     <w:rtl w:val="0"/>
                   </w:rPr>
-                  <w:t xml:space="preserve">9.3-9.4</w:t>
+                  <w:t xml:space="preserve">9.3 - 9.4</w:t>
                 </w:r>
               </w:p>
             </w:tc>
@@ -6025,6 +6261,7 @@
                   <w:rPr>
                     <w:rFonts w:ascii="Arial" w:cs="Arial" w:eastAsia="Arial" w:hAnsi="Arial"/>
                     <w:i w:val="1"/>
+                    <w:iCs w:val="1"/>
                     <w:sz w:val="22"/>
                     <w:szCs w:val="22"/>
                     <w:u w:val="none"/>
@@ -6034,6 +6271,7 @@
                   <w:rPr>
                     <w:rFonts w:ascii="Arial" w:cs="Arial" w:eastAsia="Arial" w:hAnsi="Arial"/>
                     <w:i w:val="1"/>
+                    <w:iCs w:val="1"/>
                     <w:sz w:val="22"/>
                     <w:szCs w:val="22"/>
                     <w:rtl w:val="0"/>
@@ -6064,6 +6302,7 @@
                   <w:rPr>
                     <w:rFonts w:ascii="Arial" w:cs="Arial" w:eastAsia="Arial" w:hAnsi="Arial"/>
                     <w:b w:val="1"/>
+                    <w:bCs w:val="1"/>
                     <w:sz w:val="22"/>
                     <w:szCs w:val="22"/>
                   </w:rPr>
@@ -6170,9 +6409,21 @@
                     <w:szCs w:val="22"/>
                     <w:rtl w:val="0"/>
                   </w:rPr>
-                  <w:t xml:space="preserve">Making code readable, Pseudocode.</w:t>
-                </w:r>
-              </w:p>
+                  <w:t xml:space="preserve">Tidyverse</w:t>
+                </w:r>
+              </w:p>
+            </w:tc>
+            <w:tc>
+              <w:tcPr>
+                <w:shd w:fill="auto" w:val="clear"/>
+                <w:tcMar>
+                  <w:top w:w="100.0" w:type="dxa"/>
+                  <w:left w:w="100.0" w:type="dxa"/>
+                  <w:bottom w:w="100.0" w:type="dxa"/>
+                  <w:right w:w="100.0" w:type="dxa"/>
+                </w:tcMar>
+                <w:vAlign w:val="top"/>
+              </w:tcPr>
               <w:p>
                 <w:pPr>
                   <w:widowControl w:val="0"/>
@@ -6189,38 +6440,7 @@
                     <w:szCs w:val="22"/>
                     <w:rtl w:val="0"/>
                   </w:rPr>
-                  <w:t xml:space="preserve">Practice with Tidyverse, annotation, etc.</w:t>
-                </w:r>
-              </w:p>
-            </w:tc>
-            <w:tc>
-              <w:tcPr>
-                <w:shd w:fill="auto" w:val="clear"/>
-                <w:tcMar>
-                  <w:top w:w="100.0" w:type="dxa"/>
-                  <w:left w:w="100.0" w:type="dxa"/>
-                  <w:bottom w:w="100.0" w:type="dxa"/>
-                  <w:right w:w="100.0" w:type="dxa"/>
-                </w:tcMar>
-                <w:vAlign w:val="top"/>
-              </w:tcPr>
-              <w:p>
-                <w:pPr>
-                  <w:widowControl w:val="0"/>
-                  <w:rPr>
-                    <w:rFonts w:ascii="Arial" w:cs="Arial" w:eastAsia="Arial" w:hAnsi="Arial"/>
-                    <w:sz w:val="22"/>
-                    <w:szCs w:val="22"/>
-                  </w:rPr>
-                </w:pPr>
-                <w:r>
-                  <w:rPr>
-                    <w:rFonts w:ascii="Arial" w:cs="Arial" w:eastAsia="Arial" w:hAnsi="Arial"/>
-                    <w:sz w:val="22"/>
-                    <w:szCs w:val="22"/>
-                    <w:rtl w:val="0"/>
-                  </w:rPr>
-                  <w:t xml:space="preserve">Reading TBA</w:t>
+                  <w:t xml:space="preserve">R for Data Science: Chapters 3</w:t>
                 </w:r>
               </w:p>
             </w:tc>
@@ -6319,9 +6539,21 @@
                     <w:szCs w:val="22"/>
                     <w:rtl w:val="0"/>
                   </w:rPr>
-                  <w:t xml:space="preserve">Making better figures,</w:t>
-                </w:r>
-              </w:p>
+                  <w:t xml:space="preserve">Data tidying, making code readable, pseudocode, annotation, etc.</w:t>
+                </w:r>
+              </w:p>
+            </w:tc>
+            <w:tc>
+              <w:tcPr>
+                <w:shd w:fill="auto" w:val="clear"/>
+                <w:tcMar>
+                  <w:top w:w="100.0" w:type="dxa"/>
+                  <w:left w:w="100.0" w:type="dxa"/>
+                  <w:bottom w:w="100.0" w:type="dxa"/>
+                  <w:right w:w="100.0" w:type="dxa"/>
+                </w:tcMar>
+                <w:vAlign w:val="top"/>
+              </w:tcPr>
               <w:p>
                 <w:pPr>
                   <w:widowControl w:val="0"/>
@@ -6338,59 +6570,33 @@
                     <w:szCs w:val="22"/>
                     <w:rtl w:val="0"/>
                   </w:rPr>
-                  <w:t xml:space="preserve">Practice with GGPlot2</w:t>
-                </w:r>
-              </w:p>
-            </w:tc>
-            <w:tc>
-              <w:tcPr>
-                <w:shd w:fill="auto" w:val="clear"/>
-                <w:tcMar>
-                  <w:top w:w="100.0" w:type="dxa"/>
-                  <w:left w:w="100.0" w:type="dxa"/>
-                  <w:bottom w:w="100.0" w:type="dxa"/>
-                  <w:right w:w="100.0" w:type="dxa"/>
-                </w:tcMar>
-                <w:vAlign w:val="top"/>
-              </w:tcPr>
+                  <w:t xml:space="preserve">R for Data Science:</w:t>
+                </w:r>
+              </w:p>
               <w:p>
                 <w:pPr>
                   <w:widowControl w:val="0"/>
                   <w:rPr>
                     <w:rFonts w:ascii="Arial" w:cs="Arial" w:eastAsia="Arial" w:hAnsi="Arial"/>
-                    <w:sz w:val="22"/>
-                    <w:szCs w:val="22"/>
-                  </w:rPr>
-                </w:pPr>
-                <w:r>
-                  <w:rPr>
-                    <w:rFonts w:ascii="Arial" w:cs="Arial" w:eastAsia="Arial" w:hAnsi="Arial"/>
-                    <w:sz w:val="22"/>
-                    <w:szCs w:val="22"/>
-                    <w:rtl w:val="0"/>
-                  </w:rPr>
-                  <w:t xml:space="preserve">Reading TBA,</w:t>
-                </w:r>
-              </w:p>
-              <w:p>
-                <w:pPr>
-                  <w:widowControl w:val="0"/>
-                  <w:rPr>
-                    <w:rFonts w:ascii="Arial" w:cs="Arial" w:eastAsia="Arial" w:hAnsi="Arial"/>
                     <w:b w:val="1"/>
-                    <w:sz w:val="22"/>
-                    <w:szCs w:val="22"/>
-                  </w:rPr>
-                </w:pPr>
-                <w:r>
-                  <w:rPr>
-                    <w:rFonts w:ascii="Arial" w:cs="Arial" w:eastAsia="Arial" w:hAnsi="Arial"/>
-                    <w:b w:val="1"/>
-                    <w:sz w:val="22"/>
-                    <w:szCs w:val="22"/>
-                    <w:rtl w:val="0"/>
-                  </w:rPr>
-                  <w:t xml:space="preserve">Assignment 4 Due</w:t>
+                    <w:bCs w:val="1"/>
+                    <w:sz w:val="22"/>
+                    <w:szCs w:val="22"/>
+                  </w:rPr>
+                </w:pPr>
+                <w:r>
+                  <w:rPr>
+                    <w:rFonts w:ascii="Arial" w:cs="Arial" w:eastAsia="Arial" w:hAnsi="Arial"/>
+                    <w:sz w:val="22"/>
+                    <w:szCs w:val="22"/>
+                    <w:rtl w:val="0"/>
+                  </w:rPr>
+                  <w:t xml:space="preserve">Chapters 4, 5</w:t>
+                </w:r>
+                <w:r>
+                  <w:rPr>
+                    <w:rtl w:val="0"/>
+                  </w:rPr>
                 </w:r>
               </w:p>
             </w:tc>
@@ -6489,9 +6695,21 @@
                     <w:szCs w:val="22"/>
                     <w:rtl w:val="0"/>
                   </w:rPr>
-                  <w:t xml:space="preserve">Making better figures,</w:t>
-                </w:r>
-              </w:p>
+                  <w:t xml:space="preserve">ggplot2</w:t>
+                </w:r>
+              </w:p>
+            </w:tc>
+            <w:tc>
+              <w:tcPr>
+                <w:shd w:fill="auto" w:val="clear"/>
+                <w:tcMar>
+                  <w:top w:w="100.0" w:type="dxa"/>
+                  <w:left w:w="100.0" w:type="dxa"/>
+                  <w:bottom w:w="100.0" w:type="dxa"/>
+                  <w:right w:w="100.0" w:type="dxa"/>
+                </w:tcMar>
+                <w:vAlign w:val="top"/>
+              </w:tcPr>
               <w:p>
                 <w:pPr>
                   <w:widowControl w:val="0"/>
@@ -6508,21 +6726,9 @@
                     <w:szCs w:val="22"/>
                     <w:rtl w:val="0"/>
                   </w:rPr>
-                  <w:t xml:space="preserve">Practice with GGPlot2</w:t>
-                </w:r>
-              </w:p>
-            </w:tc>
-            <w:tc>
-              <w:tcPr>
-                <w:shd w:fill="auto" w:val="clear"/>
-                <w:tcMar>
-                  <w:top w:w="100.0" w:type="dxa"/>
-                  <w:left w:w="100.0" w:type="dxa"/>
-                  <w:bottom w:w="100.0" w:type="dxa"/>
-                  <w:right w:w="100.0" w:type="dxa"/>
-                </w:tcMar>
-                <w:vAlign w:val="top"/>
-              </w:tcPr>
+                  <w:t xml:space="preserve">R for Data Science: Chapter 1</w:t>
+                </w:r>
+              </w:p>
               <w:p>
                 <w:pPr>
                   <w:widowControl w:val="0"/>
@@ -6535,11 +6741,18 @@
                 <w:r>
                   <w:rPr>
                     <w:rFonts w:ascii="Arial" w:cs="Arial" w:eastAsia="Arial" w:hAnsi="Arial"/>
-                    <w:sz w:val="22"/>
-                    <w:szCs w:val="22"/>
-                    <w:rtl w:val="0"/>
-                  </w:rPr>
-                  <w:t xml:space="preserve">Reading TBA</w:t>
+                    <w:b w:val="1"/>
+                    <w:bCs w:val="1"/>
+                    <w:sz w:val="22"/>
+                    <w:szCs w:val="22"/>
+                    <w:rtl w:val="0"/>
+                  </w:rPr>
+                  <w:t xml:space="preserve">Assignment 4 Due</w:t>
+                </w:r>
+                <w:r>
+                  <w:rPr>
+                    <w:rtl w:val="0"/>
+                  </w:rPr>
                 </w:r>
               </w:p>
             </w:tc>
@@ -6726,7 +6939,39 @@
                     <w:szCs w:val="22"/>
                     <w:rtl w:val="0"/>
                   </w:rPr>
-                  <w:t xml:space="preserve">Reading TBA</w:t>
+                  <w:t xml:space="preserve">R for Data Science: Chapter 8,</w:t>
+                </w:r>
+              </w:p>
+              <w:p>
+                <w:pPr>
+                  <w:widowControl w:val="0"/>
+                  <w:rPr>
+                    <w:rFonts w:ascii="Arial" w:cs="Arial" w:eastAsia="Arial" w:hAnsi="Arial"/>
+                    <w:sz w:val="22"/>
+                    <w:szCs w:val="22"/>
+                  </w:rPr>
+                </w:pPr>
+                <w:hyperlink r:id="rId18">
+                  <w:r>
+                    <w:rPr>
+                      <w:rFonts w:ascii="Arial" w:cs="Arial" w:eastAsia="Arial" w:hAnsi="Arial"/>
+                      <w:color w:val="1155cc"/>
+                      <w:sz w:val="22"/>
+                      <w:szCs w:val="22"/>
+                      <w:u w:val="single"/>
+                      <w:rtl w:val="0"/>
+                    </w:rPr>
+                    <w:t xml:space="preserve">https://doi.org/10.1038/s41559-023-02063-3</w:t>
+                  </w:r>
+                </w:hyperlink>
+                <w:r>
+                  <w:rPr>
+                    <w:rFonts w:ascii="Arial" w:cs="Arial" w:eastAsia="Arial" w:hAnsi="Arial"/>
+                    <w:sz w:val="22"/>
+                    <w:szCs w:val="22"/>
+                    <w:rtl w:val="0"/>
+                  </w:rPr>
+                  <w:t xml:space="preserve"> </w:t>
                 </w:r>
               </w:p>
             </w:tc>
@@ -6812,6 +7057,7 @@
                   <w:rPr>
                     <w:rFonts w:ascii="Arial" w:cs="Arial" w:eastAsia="Arial" w:hAnsi="Arial"/>
                     <w:i w:val="1"/>
+                    <w:iCs w:val="1"/>
                     <w:sz w:val="22"/>
                     <w:szCs w:val="22"/>
                     <w:u w:val="none"/>
@@ -6821,6 +7067,7 @@
                   <w:rPr>
                     <w:rFonts w:ascii="Arial" w:cs="Arial" w:eastAsia="Arial" w:hAnsi="Arial"/>
                     <w:i w:val="1"/>
+                    <w:iCs w:val="1"/>
                     <w:sz w:val="22"/>
                     <w:szCs w:val="22"/>
                     <w:rtl w:val="0"/>
@@ -6851,6 +7098,7 @@
                   <w:rPr>
                     <w:rFonts w:ascii="Arial" w:cs="Arial" w:eastAsia="Arial" w:hAnsi="Arial"/>
                     <w:b w:val="1"/>
+                    <w:bCs w:val="1"/>
                     <w:sz w:val="22"/>
                     <w:szCs w:val="22"/>
                   </w:rPr>
@@ -7009,7 +7257,7 @@
                     <w:szCs w:val="22"/>
                     <w:rtl w:val="0"/>
                   </w:rPr>
-                  <w:t xml:space="preserve">Reading TBA</w:t>
+                  <w:t xml:space="preserve">R for Data Science: Chapter 6</w:t>
                 </w:r>
               </w:p>
             </w:tc>
@@ -7160,7 +7408,7 @@
                     <w:szCs w:val="22"/>
                     <w:rtl w:val="0"/>
                   </w:rPr>
-                  <w:t xml:space="preserve">Reading TBA,</w:t>
+                  <w:t xml:space="preserve">Test free week</w:t>
                 </w:r>
               </w:p>
               <w:p>
@@ -7179,7 +7427,7 @@
                     <w:szCs w:val="22"/>
                     <w:rtl w:val="0"/>
                   </w:rPr>
-                  <w:t xml:space="preserve">Test free week</w:t>
+                  <w:t xml:space="preserve">Last day of class,</w:t>
                 </w:r>
               </w:p>
               <w:p>
@@ -7198,7 +7446,7 @@
                     <w:szCs w:val="22"/>
                     <w:rtl w:val="0"/>
                   </w:rPr>
-                  <w:t xml:space="preserve">Last day of class</w:t>
+                  <w:t xml:space="preserve">https://doi.org/10.1002/ece3.70030</w:t>
                 </w:r>
               </w:p>
             </w:tc>
@@ -7266,7 +7514,7 @@
                     <w:szCs w:val="22"/>
                     <w:rtl w:val="0"/>
                   </w:rPr>
-                  <w:t xml:space="preserve">Week of Dec 6</w:t>
+                  <w:t xml:space="preserve">Week of Dec 6 - 11</w:t>
                 </w:r>
               </w:p>
             </w:tc>
@@ -7325,6 +7573,7 @@
                   <w:rPr>
                     <w:rFonts w:ascii="Arial" w:cs="Arial" w:eastAsia="Arial" w:hAnsi="Arial"/>
                     <w:b w:val="1"/>
+                    <w:bCs w:val="1"/>
                     <w:sz w:val="22"/>
                     <w:szCs w:val="22"/>
                   </w:rPr>
@@ -7333,6 +7582,7 @@
                   <w:rPr>
                     <w:rFonts w:ascii="Arial" w:cs="Arial" w:eastAsia="Arial" w:hAnsi="Arial"/>
                     <w:b w:val="1"/>
+                    <w:bCs w:val="1"/>
                     <w:sz w:val="22"/>
                     <w:szCs w:val="22"/>
                     <w:rtl w:val="0"/>
@@ -7433,6 +7683,7 @@
         <w:rPr>
           <w:rFonts w:ascii="Calibri" w:cs="Calibri" w:eastAsia="Calibri" w:hAnsi="Calibri"/>
           <w:b w:val="1"/>
+          <w:bCs w:val="1"/>
           <w:sz w:val="22"/>
           <w:szCs w:val="22"/>
           <w:rtl w:val="0"/>
@@ -7448,7 +7699,7 @@
         </w:rPr>
         <w:t xml:space="preserve">. Be sure to review these online: </w:t>
       </w:r>
-      <w:hyperlink r:id="rId15">
+      <w:hyperlink r:id="rId19">
         <w:r>
           <w:rPr>
             <w:rFonts w:ascii="Calibri" w:cs="Calibri" w:eastAsia="Calibri" w:hAnsi="Calibri"/>
@@ -7567,6 +7818,7 @@
         <w:rPr>
           <w:rFonts w:ascii="Calibri" w:cs="Calibri" w:eastAsia="Calibri" w:hAnsi="Calibri"/>
           <w:b w:val="1"/>
+          <w:bCs w:val="1"/>
           <w:sz w:val="22"/>
           <w:szCs w:val="22"/>
           <w:rtl w:val="0"/>
@@ -7605,6 +7857,7 @@
         <w:rPr>
           <w:rFonts w:ascii="Calibri" w:cs="Calibri" w:eastAsia="Calibri" w:hAnsi="Calibri"/>
           <w:i w:val="1"/>
+          <w:iCs w:val="1"/>
           <w:sz w:val="22"/>
           <w:szCs w:val="22"/>
           <w:rtl w:val="0"/>
@@ -7624,6 +7877,7 @@
         <w:rPr>
           <w:rFonts w:ascii="Calibri" w:cs="Calibri" w:eastAsia="Calibri" w:hAnsi="Calibri"/>
           <w:i w:val="1"/>
+          <w:iCs w:val="1"/>
           <w:sz w:val="22"/>
           <w:szCs w:val="22"/>
           <w:rtl w:val="0"/>
@@ -7668,6 +7922,7 @@
         <w:rPr>
           <w:rFonts w:ascii="Calibri" w:cs="Calibri" w:eastAsia="Calibri" w:hAnsi="Calibri"/>
           <w:b w:val="1"/>
+          <w:bCs w:val="1"/>
           <w:sz w:val="22"/>
           <w:szCs w:val="22"/>
           <w:rtl w:val="0"/>
@@ -7702,6 +7957,7 @@
         <w:rPr>
           <w:rFonts w:ascii="Calibri" w:cs="Calibri" w:eastAsia="Calibri" w:hAnsi="Calibri"/>
           <w:b w:val="1"/>
+          <w:bCs w:val="1"/>
           <w:sz w:val="22"/>
           <w:szCs w:val="22"/>
           <w:rtl w:val="0"/>
@@ -7720,6 +7976,7 @@
         <w:rPr>
           <w:rFonts w:ascii="Calibri" w:cs="Calibri" w:eastAsia="Calibri" w:hAnsi="Calibri"/>
           <w:b w:val="1"/>
+          <w:bCs w:val="1"/>
           <w:sz w:val="22"/>
           <w:szCs w:val="22"/>
         </w:rPr>
@@ -7743,6 +8000,7 @@
         <w:rPr>
           <w:rFonts w:ascii="Calibri" w:cs="Calibri" w:eastAsia="Calibri" w:hAnsi="Calibri"/>
           <w:b w:val="1"/>
+          <w:bCs w:val="1"/>
           <w:sz w:val="22"/>
           <w:szCs w:val="22"/>
           <w:rtl w:val="0"/>
@@ -7842,7 +8100,9 @@
         <w:rPr>
           <w:rFonts w:ascii="Calibri" w:cs="Calibri" w:eastAsia="Calibri" w:hAnsi="Calibri"/>
           <w:b w:val="0"/>
+          <w:bCs w:val="0"/>
           <w:i w:val="0"/>
+          <w:iCs w:val="0"/>
           <w:smallCaps w:val="0"/>
           <w:strike w:val="0"/>
           <w:color w:val="000000"/>
@@ -7857,7 +8117,9 @@
         <w:rPr>
           <w:rFonts w:ascii="Calibri" w:cs="Calibri" w:eastAsia="Calibri" w:hAnsi="Calibri"/>
           <w:b w:val="0"/>
+          <w:bCs w:val="0"/>
           <w:i w:val="0"/>
+          <w:iCs w:val="0"/>
           <w:smallCaps w:val="0"/>
           <w:strike w:val="0"/>
           <w:color w:val="000000"/>
@@ -7885,7 +8147,9 @@
         <w:rPr>
           <w:rFonts w:ascii="Calibri" w:cs="Calibri" w:eastAsia="Calibri" w:hAnsi="Calibri"/>
           <w:b w:val="0"/>
+          <w:bCs w:val="0"/>
           <w:i w:val="0"/>
+          <w:iCs w:val="0"/>
           <w:smallCaps w:val="0"/>
           <w:strike w:val="0"/>
           <w:color w:val="000000"/>
@@ -7902,7 +8166,9 @@
         <w:rPr>
           <w:rFonts w:ascii="Calibri" w:cs="Calibri" w:eastAsia="Calibri" w:hAnsi="Calibri"/>
           <w:b w:val="0"/>
+          <w:bCs w:val="0"/>
           <w:i w:val="0"/>
+          <w:iCs w:val="0"/>
           <w:smallCaps w:val="0"/>
           <w:strike w:val="0"/>
           <w:color w:val="000000"/>
@@ -7922,6 +8188,7 @@
         <w:rPr>
           <w:rFonts w:ascii="Calibri" w:cs="Calibri" w:eastAsia="Calibri" w:hAnsi="Calibri"/>
           <w:b w:val="1"/>
+          <w:bCs w:val="1"/>
           <w:sz w:val="22"/>
           <w:szCs w:val="22"/>
         </w:rPr>
@@ -8001,6 +8268,7 @@
         <w:rPr>
           <w:rFonts w:ascii="Calibri" w:cs="Calibri" w:eastAsia="Calibri" w:hAnsi="Calibri"/>
           <w:b w:val="1"/>
+          <w:bCs w:val="1"/>
           <w:sz w:val="22"/>
           <w:szCs w:val="22"/>
           <w:rtl w:val="0"/>
@@ -8051,6 +8319,7 @@
         <w:rPr>
           <w:rFonts w:ascii="Calibri" w:cs="Calibri" w:eastAsia="Calibri" w:hAnsi="Calibri"/>
           <w:b w:val="1"/>
+          <w:bCs w:val="1"/>
           <w:sz w:val="22"/>
           <w:szCs w:val="22"/>
           <w:rtl w:val="0"/>
@@ -8070,6 +8339,7 @@
         <w:rPr>
           <w:rFonts w:ascii="Calibri" w:cs="Calibri" w:eastAsia="Calibri" w:hAnsi="Calibri"/>
           <w:i w:val="1"/>
+          <w:iCs w:val="1"/>
           <w:sz w:val="22"/>
           <w:szCs w:val="22"/>
           <w:rtl w:val="0"/>
@@ -8091,6 +8361,7 @@
         <w:rPr>
           <w:rFonts w:ascii="Calibri" w:cs="Calibri" w:eastAsia="Calibri" w:hAnsi="Calibri"/>
           <w:b w:val="1"/>
+          <w:bCs w:val="1"/>
           <w:sz w:val="22"/>
           <w:szCs w:val="22"/>
         </w:rPr>
@@ -8117,6 +8388,7 @@
         <w:rPr>
           <w:rFonts w:ascii="Calibri" w:cs="Calibri" w:eastAsia="Calibri" w:hAnsi="Calibri"/>
           <w:b w:val="1"/>
+          <w:bCs w:val="1"/>
           <w:sz w:val="22"/>
           <w:szCs w:val="22"/>
           <w:rtl w:val="0"/>
@@ -8142,6 +8414,7 @@
         <w:rPr>
           <w:rFonts w:ascii="Calibri" w:cs="Calibri" w:eastAsia="Calibri" w:hAnsi="Calibri"/>
           <w:b w:val="1"/>
+          <w:bCs w:val="1"/>
           <w:sz w:val="22"/>
           <w:szCs w:val="22"/>
         </w:rPr>
@@ -8190,6 +8463,7 @@
         <w:rPr>
           <w:rFonts w:ascii="Calibri" w:cs="Calibri" w:eastAsia="Calibri" w:hAnsi="Calibri"/>
           <w:b w:val="1"/>
+          <w:bCs w:val="1"/>
           <w:sz w:val="22"/>
           <w:szCs w:val="22"/>
         </w:rPr>
@@ -8216,6 +8490,7 @@
         <w:rPr>
           <w:rFonts w:ascii="Calibri" w:cs="Calibri" w:eastAsia="Calibri" w:hAnsi="Calibri"/>
           <w:b w:val="1"/>
+          <w:bCs w:val="1"/>
           <w:sz w:val="22"/>
           <w:szCs w:val="22"/>
           <w:rtl w:val="0"/>
@@ -8252,7 +8527,9 @@
         <w:rPr>
           <w:rFonts w:ascii="Calibri" w:cs="Calibri" w:eastAsia="Calibri" w:hAnsi="Calibri"/>
           <w:b w:val="0"/>
+          <w:bCs w:val="0"/>
           <w:i w:val="1"/>
+          <w:iCs w:val="1"/>
           <w:smallCaps w:val="0"/>
           <w:strike w:val="0"/>
           <w:color w:val="201f1e"/>
@@ -8267,7 +8544,9 @@
         <w:rPr>
           <w:rFonts w:ascii="Calibri" w:cs="Calibri" w:eastAsia="Calibri" w:hAnsi="Calibri"/>
           <w:b w:val="0"/>
+          <w:bCs w:val="0"/>
           <w:i w:val="0"/>
+          <w:iCs w:val="0"/>
           <w:smallCaps w:val="0"/>
           <w:strike w:val="0"/>
           <w:color w:val="201f1e"/>
@@ -8284,7 +8563,9 @@
         <w:rPr>
           <w:rFonts w:ascii="Calibri" w:cs="Calibri" w:eastAsia="Calibri" w:hAnsi="Calibri"/>
           <w:b w:val="1"/>
+          <w:bCs w:val="1"/>
           <w:i w:val="0"/>
+          <w:iCs w:val="0"/>
           <w:smallCaps w:val="0"/>
           <w:strike w:val="0"/>
           <w:color w:val="201f1e"/>
@@ -8301,7 +8582,9 @@
         <w:rPr>
           <w:rFonts w:ascii="Calibri" w:cs="Calibri" w:eastAsia="Calibri" w:hAnsi="Calibri"/>
           <w:b w:val="0"/>
+          <w:bCs w:val="0"/>
           <w:i w:val="0"/>
+          <w:iCs w:val="0"/>
           <w:smallCaps w:val="0"/>
           <w:strike w:val="0"/>
           <w:color w:val="201f1e"/>
@@ -8328,7 +8611,9 @@
         <w:rPr>
           <w:rFonts w:ascii="Calibri" w:cs="Calibri" w:eastAsia="Calibri" w:hAnsi="Calibri"/>
           <w:b w:val="0"/>
+          <w:bCs w:val="0"/>
           <w:i w:val="0"/>
+          <w:iCs w:val="0"/>
           <w:smallCaps w:val="0"/>
           <w:strike w:val="0"/>
           <w:color w:val="201f1e"/>
@@ -8351,12 +8636,14 @@
         </w:rPr>
         <w:t xml:space="preserve"> </w:t>
       </w:r>
-      <w:hyperlink r:id="rId16">
+      <w:hyperlink r:id="rId20">
         <w:r>
           <w:rPr>
             <w:rFonts w:ascii="Calibri" w:cs="Calibri" w:eastAsia="Calibri" w:hAnsi="Calibri"/>
             <w:b w:val="0"/>
+            <w:bCs w:val="0"/>
             <w:i w:val="0"/>
+            <w:iCs w:val="0"/>
             <w:smallCaps w:val="0"/>
             <w:strike w:val="0"/>
             <w:color w:val="0563c1"/>
@@ -8374,6 +8661,7 @@
         <w:rPr>
           <w:rFonts w:ascii="Calibri" w:cs="Calibri" w:eastAsia="Calibri" w:hAnsi="Calibri"/>
           <w:i w:val="1"/>
+          <w:iCs w:val="1"/>
           <w:color w:val="201f1e"/>
           <w:sz w:val="22"/>
           <w:szCs w:val="22"/>
@@ -8385,7 +8673,9 @@
         <w:rPr>
           <w:rFonts w:ascii="Calibri" w:cs="Calibri" w:eastAsia="Calibri" w:hAnsi="Calibri"/>
           <w:b w:val="0"/>
+          <w:bCs w:val="0"/>
           <w:i w:val="1"/>
+          <w:iCs w:val="1"/>
           <w:smallCaps w:val="0"/>
           <w:strike w:val="0"/>
           <w:color w:val="201f1e"/>
@@ -8398,12 +8688,14 @@
         </w:rPr>
         <w:t xml:space="preserve">If you are unsure what to do, please contact Victim Advocacy – a confidential resource that can review all your options – at 813-974-5756 or </w:t>
       </w:r>
-      <w:hyperlink r:id="rId17">
+      <w:hyperlink r:id="rId21">
         <w:r>
           <w:rPr>
             <w:rFonts w:ascii="Calibri" w:cs="Calibri" w:eastAsia="Calibri" w:hAnsi="Calibri"/>
             <w:b w:val="0"/>
+            <w:bCs w:val="0"/>
             <w:i w:val="1"/>
+            <w:iCs w:val="1"/>
             <w:smallCaps w:val="0"/>
             <w:strike w:val="0"/>
             <w:color w:val="0563c1"/>
@@ -8421,7 +8713,9 @@
         <w:rPr>
           <w:rFonts w:ascii="Calibri" w:cs="Calibri" w:eastAsia="Calibri" w:hAnsi="Calibri"/>
           <w:b w:val="0"/>
+          <w:bCs w:val="0"/>
           <w:i w:val="1"/>
+          <w:iCs w:val="1"/>
           <w:smallCaps w:val="0"/>
           <w:strike w:val="0"/>
           <w:color w:val="201f1e"/>
@@ -8462,6 +8756,7 @@
         <w:rPr>
           <w:rFonts w:ascii="Calibri" w:cs="Calibri" w:eastAsia="Calibri" w:hAnsi="Calibri"/>
           <w:b w:val="1"/>
+          <w:bCs w:val="1"/>
           <w:sz w:val="22"/>
           <w:szCs w:val="22"/>
         </w:rPr>
@@ -8470,6 +8765,7 @@
         <w:rPr>
           <w:rFonts w:ascii="Calibri" w:cs="Calibri" w:eastAsia="Calibri" w:hAnsi="Calibri"/>
           <w:b w:val="1"/>
+          <w:bCs w:val="1"/>
           <w:sz w:val="22"/>
           <w:szCs w:val="22"/>
           <w:rtl w:val="0"/>
@@ -8565,6 +8861,7 @@
         <w:rPr>
           <w:rFonts w:ascii="Calibri" w:cs="Calibri" w:eastAsia="Calibri" w:hAnsi="Calibri"/>
           <w:b w:val="1"/>
+          <w:bCs w:val="1"/>
           <w:sz w:val="22"/>
           <w:szCs w:val="22"/>
         </w:rPr>
@@ -8573,6 +8870,7 @@
         <w:rPr>
           <w:rFonts w:ascii="Calibri" w:cs="Calibri" w:eastAsia="Calibri" w:hAnsi="Calibri"/>
           <w:b w:val="1"/>
+          <w:bCs w:val="1"/>
           <w:sz w:val="22"/>
           <w:szCs w:val="22"/>
           <w:rtl w:val="0"/>
@@ -8614,7 +8912,7 @@
           <w:szCs w:val="22"/>
         </w:rPr>
       </w:pPr>
-      <w:hyperlink r:id="rId18">
+      <w:hyperlink r:id="rId22">
         <w:r>
           <w:rPr>
             <w:rFonts w:ascii="Calibri" w:cs="Calibri" w:eastAsia="Calibri" w:hAnsi="Calibri"/>
@@ -8656,7 +8954,9 @@
         <w:rPr>
           <w:rFonts w:ascii="Times New Roman" w:cs="Times New Roman" w:eastAsia="Times New Roman" w:hAnsi="Times New Roman"/>
           <w:b w:val="0"/>
+          <w:bCs w:val="0"/>
           <w:i w:val="0"/>
+          <w:iCs w:val="0"/>
           <w:smallCaps w:val="0"/>
           <w:strike w:val="0"/>
           <w:color w:val="000000"/>
@@ -8707,7 +9007,9 @@
       <w:rPr>
         <w:rFonts w:ascii="Calibri" w:cs="Calibri" w:eastAsia="Calibri" w:hAnsi="Calibri"/>
         <w:b w:val="0"/>
+        <w:bCs w:val="0"/>
         <w:i w:val="0"/>
+        <w:iCs w:val="0"/>
         <w:smallCaps w:val="0"/>
         <w:strike w:val="0"/>
         <w:color w:val="000000"/>
@@ -8722,7 +9024,9 @@
       <w:rPr>
         <w:rFonts w:ascii="Calibri" w:cs="Calibri" w:eastAsia="Calibri" w:hAnsi="Calibri"/>
         <w:b w:val="0"/>
+        <w:bCs w:val="0"/>
         <w:i w:val="0"/>
+        <w:iCs w:val="0"/>
         <w:smallCaps w:val="0"/>
         <w:strike w:val="0"/>
         <w:color w:val="000000"/>
@@ -8771,7 +9075,9 @@
       <w:rPr>
         <w:rFonts w:ascii="Calibri" w:cs="Calibri" w:eastAsia="Calibri" w:hAnsi="Calibri"/>
         <w:b w:val="0"/>
+        <w:bCs w:val="0"/>
         <w:i w:val="0"/>
+        <w:iCs w:val="0"/>
         <w:smallCaps w:val="0"/>
         <w:strike w:val="0"/>
         <w:color w:val="000000"/>
@@ -8786,7 +9092,9 @@
       <w:rPr>
         <w:rFonts w:ascii="Calibri" w:cs="Calibri" w:eastAsia="Calibri" w:hAnsi="Calibri"/>
         <w:b w:val="0"/>
+        <w:bCs w:val="0"/>
         <w:i w:val="0"/>
+        <w:iCs w:val="0"/>
         <w:smallCaps w:val="0"/>
         <w:strike w:val="0"/>
         <w:color w:val="000000"/>
@@ -8831,7 +9139,9 @@
       <w:rPr>
         <w:rFonts w:ascii="Times New Roman" w:cs="Times New Roman" w:eastAsia="Times New Roman" w:hAnsi="Times New Roman"/>
         <w:b w:val="0"/>
+        <w:bCs w:val="0"/>
         <w:i w:val="0"/>
+        <w:iCs w:val="0"/>
         <w:smallCaps w:val="0"/>
         <w:strike w:val="0"/>
         <w:color w:val="000000"/>
@@ -8871,7 +9181,9 @@
       <w:rPr>
         <w:rFonts w:ascii="Times New Roman" w:cs="Times New Roman" w:eastAsia="Times New Roman" w:hAnsi="Times New Roman"/>
         <w:b w:val="0"/>
+        <w:bCs w:val="0"/>
         <w:i w:val="0"/>
+        <w:iCs w:val="0"/>
         <w:smallCaps w:val="0"/>
         <w:strike w:val="0"/>
         <w:color w:val="000000"/>
@@ -9373,6 +9685,7 @@
     <w:rPr>
       <w:rFonts w:ascii="Arial" w:cs="Arial" w:eastAsia="Arial" w:hAnsi="Arial"/>
       <w:b w:val="1"/>
+      <w:bCs w:val="1"/>
     </w:rPr>
   </w:style>
   <w:style w:type="paragraph" w:styleId="Heading2">
@@ -9387,6 +9700,7 @@
     <w:rPr>
       <w:rFonts w:ascii="Arial" w:cs="Arial" w:eastAsia="Arial" w:hAnsi="Arial"/>
       <w:b w:val="1"/>
+      <w:bCs w:val="1"/>
       <w:sz w:val="28"/>
       <w:szCs w:val="28"/>
     </w:rPr>
@@ -9470,6 +9784,7 @@
     </w:pPr>
     <w:rPr>
       <w:b w:val="1"/>
+      <w:bCs w:val="1"/>
       <w:sz w:val="72"/>
       <w:szCs w:val="72"/>
     </w:rPr>
@@ -10017,6 +10332,7 @@
     <w:rPr>
       <w:rFonts w:ascii="Georgia" w:cs="Georgia" w:eastAsia="Georgia" w:hAnsi="Georgia"/>
       <w:i w:val="1"/>
+      <w:iCs w:val="1"/>
       <w:color w:val="666666"/>
       <w:sz w:val="48"/>
       <w:szCs w:val="48"/>

--- a/syllabus/Statistical Ecology Syllabus 2025.docx
+++ b/syllabus/Statistical Ecology Syllabus 2025.docx
@@ -2566,7 +2566,7 @@
     <w:sdt>
       <w:sdtPr>
         <w:lock w:val="contentLocked"/>
-        <w:id w:val="-1187887111"/>
+        <w:id w:val="-307231333"/>
         <w:tag w:val="goog_rdk_0"/>
       </w:sdtPr>
       <w:sdtContent>
@@ -7439,14 +7439,49 @@
                     <w:szCs w:val="22"/>
                   </w:rPr>
                 </w:pPr>
-                <w:r>
-                  <w:rPr>
-                    <w:rFonts w:ascii="Arial" w:cs="Arial" w:eastAsia="Arial" w:hAnsi="Arial"/>
-                    <w:sz w:val="22"/>
-                    <w:szCs w:val="22"/>
-                    <w:rtl w:val="0"/>
-                  </w:rPr>
-                  <w:t xml:space="preserve">https://doi.org/10.1002/ece3.70030</w:t>
+                <w:hyperlink r:id="rId19">
+                  <w:r>
+                    <w:rPr>
+                      <w:rFonts w:ascii="Arial" w:cs="Arial" w:eastAsia="Arial" w:hAnsi="Arial"/>
+                      <w:color w:val="1155cc"/>
+                      <w:sz w:val="22"/>
+                      <w:szCs w:val="22"/>
+                      <w:u w:val="single"/>
+                      <w:rtl w:val="0"/>
+                    </w:rPr>
+                    <w:t xml:space="preserve">https://doi.org/10.1126/science.aab2374</w:t>
+                  </w:r>
+                </w:hyperlink>
+                <w:r>
+                  <w:rPr>
+                    <w:rFonts w:ascii="Arial" w:cs="Arial" w:eastAsia="Arial" w:hAnsi="Arial"/>
+                    <w:sz w:val="22"/>
+                    <w:szCs w:val="22"/>
+                    <w:rtl w:val="0"/>
+                  </w:rPr>
+                  <w:t xml:space="preserve">, </w:t>
+                </w:r>
+                <w:hyperlink r:id="rId20">
+                  <w:r>
+                    <w:rPr>
+                      <w:rFonts w:ascii="Arial" w:cs="Arial" w:eastAsia="Arial" w:hAnsi="Arial"/>
+                      <w:color w:val="1155cc"/>
+                      <w:sz w:val="22"/>
+                      <w:szCs w:val="22"/>
+                      <w:u w:val="single"/>
+                      <w:rtl w:val="0"/>
+                    </w:rPr>
+                    <w:t xml:space="preserve">https://doi.org/10.1002/ece3.70030</w:t>
+                  </w:r>
+                </w:hyperlink>
+                <w:r>
+                  <w:rPr>
+                    <w:rFonts w:ascii="Arial" w:cs="Arial" w:eastAsia="Arial" w:hAnsi="Arial"/>
+                    <w:sz w:val="22"/>
+                    <w:szCs w:val="22"/>
+                    <w:rtl w:val="0"/>
+                  </w:rPr>
+                  <w:t xml:space="preserve"> </w:t>
                 </w:r>
               </w:p>
             </w:tc>
@@ -7699,7 +7734,7 @@
         </w:rPr>
         <w:t xml:space="preserve">. Be sure to review these online: </w:t>
       </w:r>
-      <w:hyperlink r:id="rId19">
+      <w:hyperlink r:id="rId21">
         <w:r>
           <w:rPr>
             <w:rFonts w:ascii="Calibri" w:cs="Calibri" w:eastAsia="Calibri" w:hAnsi="Calibri"/>
@@ -8636,7 +8671,7 @@
         </w:rPr>
         <w:t xml:space="preserve"> </w:t>
       </w:r>
-      <w:hyperlink r:id="rId20">
+      <w:hyperlink r:id="rId22">
         <w:r>
           <w:rPr>
             <w:rFonts w:ascii="Calibri" w:cs="Calibri" w:eastAsia="Calibri" w:hAnsi="Calibri"/>
@@ -8688,7 +8723,7 @@
         </w:rPr>
         <w:t xml:space="preserve">If you are unsure what to do, please contact Victim Advocacy – a confidential resource that can review all your options – at 813-974-5756 or </w:t>
       </w:r>
-      <w:hyperlink r:id="rId21">
+      <w:hyperlink r:id="rId23">
         <w:r>
           <w:rPr>
             <w:rFonts w:ascii="Calibri" w:cs="Calibri" w:eastAsia="Calibri" w:hAnsi="Calibri"/>
@@ -8912,7 +8947,7 @@
           <w:szCs w:val="22"/>
         </w:rPr>
       </w:pPr>
-      <w:hyperlink r:id="rId22">
+      <w:hyperlink r:id="rId24">
         <w:r>
           <w:rPr>
             <w:rFonts w:ascii="Calibri" w:cs="Calibri" w:eastAsia="Calibri" w:hAnsi="Calibri"/>
